--- a/lessons/4-3/downloads/reveal/teacher/4.3-exit-tickets.docx
+++ b/lessons/4-3/downloads/reveal/teacher/4.3-exit-tickets.docx
@@ -119,8 +119,8 @@
                 <w:rFonts w:ascii="Avenir Next" w:hAnsi="Avenir Next" w:cs="Avenir Next" w:eastAsia="Avenir Next"/>
                 <w:b/>
                 <w:color w:val="1A1A1A"/>
-                <w:sz w:val="20"/>
-                <w:szCs w:val="20"/>
+                <w:sz w:val="21"/>
+                <w:szCs w:val="21"/>
               </w:rPr>
               <w:t xml:space="preserve">1.</w:t>
             </w:r>
@@ -128,8 +128,8 @@
               <w:rPr>
                 <w:rFonts w:ascii="Avenir Next" w:hAnsi="Avenir Next" w:cs="Avenir Next" w:eastAsia="Avenir Next"/>
                 <w:color w:val="1A1A1A"/>
-                <w:sz w:val="20"/>
-                <w:szCs w:val="20"/>
+                <w:sz w:val="21"/>
+                <w:szCs w:val="21"/>
               </w:rPr>
               <w:tab/>
             </w:r>
@@ -137,8 +137,8 @@
               <w:rPr>
                 <w:rFonts w:ascii="Avenir Next" w:hAnsi="Avenir Next" w:cs="Avenir Next" w:eastAsia="Avenir Next"/>
                 <w:color w:val="1A1A1A"/>
-                <w:sz w:val="20"/>
-                <w:szCs w:val="20"/>
+                <w:sz w:val="21"/>
+                <w:szCs w:val="21"/>
               </w:rPr>
               <w:t xml:space="preserve">About what percent? Name the closest benchmark.</w:t>
             </w:r>
@@ -192,8 +192,8 @@
                       <w:rFonts w:ascii="Avenir Next" w:hAnsi="Avenir Next" w:cs="Avenir Next" w:eastAsia="Avenir Next"/>
                       <w:b/>
                       <w:color w:val="003A70"/>
-                      <w:sz w:val="20"/>
-                      <w:szCs w:val="20"/>
+                      <w:sz w:val="21"/>
+                      <w:szCs w:val="21"/>
                     </w:rPr>
                     <w:t xml:space="preserve">a.</w:t>
                   </w:r>
@@ -201,8 +201,8 @@
                     <w:rPr>
                       <w:rFonts w:ascii="Avenir Next" w:hAnsi="Avenir Next" w:cs="Avenir Next" w:eastAsia="Avenir Next"/>
                       <w:color w:val="1A1A1A"/>
-                      <w:sz w:val="20"/>
-                      <w:szCs w:val="20"/>
+                      <w:sz w:val="21"/>
+                      <w:szCs w:val="21"/>
                     </w:rPr>
                     <w:tab/>
                   </w:r>
@@ -210,8 +210,8 @@
                     <w:rPr>
                       <w:rFonts w:ascii="Avenir Next" w:hAnsi="Avenir Next" w:cs="Avenir Next" w:eastAsia="Avenir Next"/>
                       <w:color w:val="1A1A1A"/>
-                      <w:sz w:val="20"/>
-                      <w:szCs w:val="20"/>
+                      <w:sz w:val="21"/>
+                      <w:szCs w:val="21"/>
                     </w:rPr>
                     <w:t xml:space="preserve">24 out of 50 ≈</w:t>
                   </w:r>
@@ -219,8 +219,8 @@
                     <w:rPr>
                       <w:rFonts w:ascii="Avenir Next" w:hAnsi="Avenir Next" w:cs="Avenir Next" w:eastAsia="Avenir Next"/>
                       <w:color w:val="1A1A1A"/>
-                      <w:sz w:val="20"/>
-                      <w:szCs w:val="20"/>
+                      <w:sz w:val="21"/>
+                      <w:szCs w:val="21"/>
                     </w:rPr>
                     <w:t xml:space="preserve">  </w:t>
                   </w:r>
@@ -228,8 +228,8 @@
                     <w:rPr>
                       <w:rFonts w:ascii="Avenir Next" w:hAnsi="Avenir Next" w:cs="Avenir Next" w:eastAsia="Avenir Next"/>
                       <w:color w:val="1A1A1A"/>
-                      <w:sz w:val="20"/>
-                      <w:szCs w:val="20"/>
+                      <w:sz w:val="21"/>
+                      <w:szCs w:val="21"/>
                       <w:u w:val="single"/>
                     </w:rPr>
                     <w:t xml:space="preserve">              </w:t>
@@ -238,8 +238,8 @@
                     <w:rPr>
                       <w:rFonts w:ascii="Avenir Next" w:hAnsi="Avenir Next" w:cs="Avenir Next" w:eastAsia="Avenir Next"/>
                       <w:color w:val="1A1A1A"/>
-                      <w:sz w:val="20"/>
-                      <w:szCs w:val="20"/>
+                      <w:sz w:val="21"/>
+                      <w:szCs w:val="21"/>
                     </w:rPr>
                     <w:t xml:space="preserve"> %</w:t>
                   </w:r>
@@ -263,8 +263,8 @@
                       <w:rFonts w:ascii="Avenir Next" w:hAnsi="Avenir Next" w:cs="Avenir Next" w:eastAsia="Avenir Next"/>
                       <w:b/>
                       <w:color w:val="003A70"/>
-                      <w:sz w:val="20"/>
-                      <w:szCs w:val="20"/>
+                      <w:sz w:val="21"/>
+                      <w:szCs w:val="21"/>
                     </w:rPr>
                     <w:t xml:space="preserve">b.</w:t>
                   </w:r>
@@ -272,8 +272,8 @@
                     <w:rPr>
                       <w:rFonts w:ascii="Avenir Next" w:hAnsi="Avenir Next" w:cs="Avenir Next" w:eastAsia="Avenir Next"/>
                       <w:color w:val="1A1A1A"/>
-                      <w:sz w:val="20"/>
-                      <w:szCs w:val="20"/>
+                      <w:sz w:val="21"/>
+                      <w:szCs w:val="21"/>
                     </w:rPr>
                     <w:tab/>
                   </w:r>
@@ -281,8 +281,8 @@
                     <w:rPr>
                       <w:rFonts w:ascii="Avenir Next" w:hAnsi="Avenir Next" w:cs="Avenir Next" w:eastAsia="Avenir Next"/>
                       <w:color w:val="1A1A1A"/>
-                      <w:sz w:val="20"/>
-                      <w:szCs w:val="20"/>
+                      <w:sz w:val="21"/>
+                      <w:szCs w:val="21"/>
                     </w:rPr>
                     <w:t xml:space="preserve">31 out of 40 ≈</w:t>
                   </w:r>
@@ -290,8 +290,8 @@
                     <w:rPr>
                       <w:rFonts w:ascii="Avenir Next" w:hAnsi="Avenir Next" w:cs="Avenir Next" w:eastAsia="Avenir Next"/>
                       <w:color w:val="1A1A1A"/>
-                      <w:sz w:val="20"/>
-                      <w:szCs w:val="20"/>
+                      <w:sz w:val="21"/>
+                      <w:szCs w:val="21"/>
                     </w:rPr>
                     <w:t xml:space="preserve">  </w:t>
                   </w:r>
@@ -299,8 +299,8 @@
                     <w:rPr>
                       <w:rFonts w:ascii="Avenir Next" w:hAnsi="Avenir Next" w:cs="Avenir Next" w:eastAsia="Avenir Next"/>
                       <w:color w:val="1A1A1A"/>
-                      <w:sz w:val="20"/>
-                      <w:szCs w:val="20"/>
+                      <w:sz w:val="21"/>
+                      <w:szCs w:val="21"/>
                       <w:u w:val="single"/>
                     </w:rPr>
                     <w:t xml:space="preserve">              </w:t>
@@ -309,8 +309,8 @@
                     <w:rPr>
                       <w:rFonts w:ascii="Avenir Next" w:hAnsi="Avenir Next" w:cs="Avenir Next" w:eastAsia="Avenir Next"/>
                       <w:color w:val="1A1A1A"/>
-                      <w:sz w:val="20"/>
-                      <w:szCs w:val="20"/>
+                      <w:sz w:val="21"/>
+                      <w:szCs w:val="21"/>
                     </w:rPr>
                     <w:t xml:space="preserve"> %</w:t>
                   </w:r>
@@ -383,8 +383,8 @@
                 <w:rFonts w:ascii="Avenir Next" w:hAnsi="Avenir Next" w:cs="Avenir Next" w:eastAsia="Avenir Next"/>
                 <w:b/>
                 <w:color w:val="1A1A1A"/>
-                <w:sz w:val="20"/>
-                <w:szCs w:val="20"/>
+                <w:sz w:val="21"/>
+                <w:szCs w:val="21"/>
               </w:rPr>
               <w:t xml:space="preserve">2.</w:t>
             </w:r>
@@ -392,8 +392,8 @@
               <w:rPr>
                 <w:rFonts w:ascii="Avenir Next" w:hAnsi="Avenir Next" w:cs="Avenir Next" w:eastAsia="Avenir Next"/>
                 <w:color w:val="1A1A1A"/>
-                <w:sz w:val="20"/>
-                <w:szCs w:val="20"/>
+                <w:sz w:val="21"/>
+                <w:szCs w:val="21"/>
               </w:rPr>
               <w:tab/>
             </w:r>
@@ -401,8 +401,8 @@
               <w:rPr>
                 <w:rFonts w:ascii="Avenir Next" w:hAnsi="Avenir Next" w:cs="Avenir Next" w:eastAsia="Avenir Next"/>
                 <w:color w:val="1A1A1A"/>
-                <w:sz w:val="20"/>
-                <w:szCs w:val="20"/>
+                <w:sz w:val="21"/>
+                <w:szCs w:val="21"/>
               </w:rPr>
               <w:t xml:space="preserve">A jar holds 300 beads. 74 have been used. About what percent have been used? Name the benchmark amount.</w:t>
             </w:r>
@@ -440,7 +440,7 @@
             <w:tr>
               <w:trPr>
                 <w:cantSplit/>
-                <w:trHeight w:val="508" w:hRule="atLeast"/>
+                <w:trHeight w:val="620" w:hRule="atLeast"/>
               </w:trPr>
               <w:tc>
                 <w:tcPr>
@@ -562,8 +562,8 @@
                 <w:rFonts w:ascii="Avenir Next" w:hAnsi="Avenir Next" w:cs="Avenir Next" w:eastAsia="Avenir Next"/>
                 <w:b/>
                 <w:color w:val="1A1A1A"/>
-                <w:sz w:val="20"/>
-                <w:szCs w:val="20"/>
+                <w:sz w:val="21"/>
+                <w:szCs w:val="21"/>
               </w:rPr>
               <w:t xml:space="preserve">3.</w:t>
             </w:r>
@@ -571,8 +571,8 @@
               <w:rPr>
                 <w:rFonts w:ascii="Avenir Next" w:hAnsi="Avenir Next" w:cs="Avenir Next" w:eastAsia="Avenir Next"/>
                 <w:color w:val="1A1A1A"/>
-                <w:sz w:val="20"/>
-                <w:szCs w:val="20"/>
+                <w:sz w:val="21"/>
+                <w:szCs w:val="21"/>
               </w:rPr>
               <w:tab/>
             </w:r>
@@ -580,8 +580,8 @@
               <w:rPr>
                 <w:rFonts w:ascii="Avenir Next" w:hAnsi="Avenir Next" w:cs="Avenir Next" w:eastAsia="Avenir Next"/>
                 <w:color w:val="1A1A1A"/>
-                <w:sz w:val="20"/>
-                <w:szCs w:val="20"/>
+                <w:sz w:val="21"/>
+                <w:szCs w:val="21"/>
               </w:rPr>
               <w:t xml:space="preserve">19 out of 40 is about —</w:t>
             </w:r>
@@ -636,8 +636,8 @@
                       <w:rFonts w:ascii="Avenir Next" w:hAnsi="Avenir Next" w:cs="Avenir Next" w:eastAsia="Avenir Next"/>
                       <w:b/>
                       <w:color w:val="003A70"/>
-                      <w:sz w:val="19"/>
-                      <w:szCs w:val="19"/>
+                      <w:sz w:val="20"/>
+                      <w:szCs w:val="20"/>
                     </w:rPr>
                     <w:t xml:space="preserve">A</w:t>
                   </w:r>
@@ -645,8 +645,8 @@
                     <w:rPr>
                       <w:rFonts w:ascii="Avenir Next" w:hAnsi="Avenir Next" w:cs="Avenir Next" w:eastAsia="Avenir Next"/>
                       <w:color w:val="1A1A1A"/>
-                      <w:sz w:val="19"/>
-                      <w:szCs w:val="19"/>
+                      <w:sz w:val="20"/>
+                      <w:szCs w:val="20"/>
                     </w:rPr>
                     <w:tab/>
                   </w:r>
@@ -654,8 +654,8 @@
                     <w:rPr>
                       <w:rFonts w:ascii="Avenir Next" w:hAnsi="Avenir Next" w:cs="Avenir Next" w:eastAsia="Avenir Next"/>
                       <w:color w:val="1A1A1A"/>
-                      <w:sz w:val="19"/>
-                      <w:szCs w:val="19"/>
+                      <w:sz w:val="20"/>
+                      <w:szCs w:val="20"/>
                     </w:rPr>
                     <w:t xml:space="preserve">10%</w:t>
                   </w:r>
@@ -679,8 +679,8 @@
                       <w:rFonts w:ascii="Avenir Next" w:hAnsi="Avenir Next" w:cs="Avenir Next" w:eastAsia="Avenir Next"/>
                       <w:b/>
                       <w:color w:val="003A70"/>
-                      <w:sz w:val="19"/>
-                      <w:szCs w:val="19"/>
+                      <w:sz w:val="20"/>
+                      <w:szCs w:val="20"/>
                     </w:rPr>
                     <w:t xml:space="preserve">B</w:t>
                   </w:r>
@@ -688,8 +688,8 @@
                     <w:rPr>
                       <w:rFonts w:ascii="Avenir Next" w:hAnsi="Avenir Next" w:cs="Avenir Next" w:eastAsia="Avenir Next"/>
                       <w:color w:val="1A1A1A"/>
-                      <w:sz w:val="19"/>
-                      <w:szCs w:val="19"/>
+                      <w:sz w:val="20"/>
+                      <w:szCs w:val="20"/>
                     </w:rPr>
                     <w:tab/>
                   </w:r>
@@ -697,8 +697,8 @@
                     <w:rPr>
                       <w:rFonts w:ascii="Avenir Next" w:hAnsi="Avenir Next" w:cs="Avenir Next" w:eastAsia="Avenir Next"/>
                       <w:color w:val="1A1A1A"/>
-                      <w:sz w:val="19"/>
-                      <w:szCs w:val="19"/>
+                      <w:sz w:val="20"/>
+                      <w:szCs w:val="20"/>
                     </w:rPr>
                     <w:t xml:space="preserve">25%</w:t>
                   </w:r>
@@ -722,8 +722,8 @@
                       <w:rFonts w:ascii="Avenir Next" w:hAnsi="Avenir Next" w:cs="Avenir Next" w:eastAsia="Avenir Next"/>
                       <w:b/>
                       <w:color w:val="003A70"/>
-                      <w:sz w:val="19"/>
-                      <w:szCs w:val="19"/>
+                      <w:sz w:val="20"/>
+                      <w:szCs w:val="20"/>
                     </w:rPr>
                     <w:t xml:space="preserve">C</w:t>
                   </w:r>
@@ -731,8 +731,8 @@
                     <w:rPr>
                       <w:rFonts w:ascii="Avenir Next" w:hAnsi="Avenir Next" w:cs="Avenir Next" w:eastAsia="Avenir Next"/>
                       <w:color w:val="1A1A1A"/>
-                      <w:sz w:val="19"/>
-                      <w:szCs w:val="19"/>
+                      <w:sz w:val="20"/>
+                      <w:szCs w:val="20"/>
                     </w:rPr>
                     <w:tab/>
                   </w:r>
@@ -740,8 +740,8 @@
                     <w:rPr>
                       <w:rFonts w:ascii="Avenir Next" w:hAnsi="Avenir Next" w:cs="Avenir Next" w:eastAsia="Avenir Next"/>
                       <w:color w:val="1A1A1A"/>
-                      <w:sz w:val="19"/>
-                      <w:szCs w:val="19"/>
+                      <w:sz w:val="20"/>
+                      <w:szCs w:val="20"/>
                     </w:rPr>
                     <w:t xml:space="preserve">50%</w:t>
                   </w:r>
@@ -765,8 +765,8 @@
                       <w:rFonts w:ascii="Avenir Next" w:hAnsi="Avenir Next" w:cs="Avenir Next" w:eastAsia="Avenir Next"/>
                       <w:b/>
                       <w:color w:val="003A70"/>
-                      <w:sz w:val="19"/>
-                      <w:szCs w:val="19"/>
+                      <w:sz w:val="20"/>
+                      <w:szCs w:val="20"/>
                     </w:rPr>
                     <w:t xml:space="preserve">D</w:t>
                   </w:r>
@@ -774,8 +774,8 @@
                     <w:rPr>
                       <w:rFonts w:ascii="Avenir Next" w:hAnsi="Avenir Next" w:cs="Avenir Next" w:eastAsia="Avenir Next"/>
                       <w:color w:val="1A1A1A"/>
-                      <w:sz w:val="19"/>
-                      <w:szCs w:val="19"/>
+                      <w:sz w:val="20"/>
+                      <w:szCs w:val="20"/>
                     </w:rPr>
                     <w:tab/>
                   </w:r>
@@ -783,8 +783,8 @@
                     <w:rPr>
                       <w:rFonts w:ascii="Avenir Next" w:hAnsi="Avenir Next" w:cs="Avenir Next" w:eastAsia="Avenir Next"/>
                       <w:color w:val="1A1A1A"/>
-                      <w:sz w:val="19"/>
-                      <w:szCs w:val="19"/>
+                      <w:sz w:val="20"/>
+                      <w:szCs w:val="20"/>
                     </w:rPr>
                     <w:t xml:space="preserve">75%</w:t>
                   </w:r>
@@ -1011,8 +1011,8 @@
                 <w:rFonts w:ascii="Avenir Next" w:hAnsi="Avenir Next" w:cs="Avenir Next" w:eastAsia="Avenir Next"/>
                 <w:b/>
                 <w:color w:val="1A1A1A"/>
-                <w:sz w:val="20"/>
-                <w:szCs w:val="20"/>
+                <w:sz w:val="21"/>
+                <w:szCs w:val="21"/>
               </w:rPr>
               <w:t xml:space="preserve">1.</w:t>
             </w:r>
@@ -1020,8 +1020,8 @@
               <w:rPr>
                 <w:rFonts w:ascii="Avenir Next" w:hAnsi="Avenir Next" w:cs="Avenir Next" w:eastAsia="Avenir Next"/>
                 <w:color w:val="1A1A1A"/>
-                <w:sz w:val="20"/>
-                <w:szCs w:val="20"/>
+                <w:sz w:val="21"/>
+                <w:szCs w:val="21"/>
               </w:rPr>
               <w:tab/>
             </w:r>
@@ -1029,8 +1029,8 @@
               <w:rPr>
                 <w:rFonts w:ascii="Avenir Next" w:hAnsi="Avenir Next" w:cs="Avenir Next" w:eastAsia="Avenir Next"/>
                 <w:color w:val="1A1A1A"/>
-                <w:sz w:val="20"/>
-                <w:szCs w:val="20"/>
+                <w:sz w:val="21"/>
+                <w:szCs w:val="21"/>
               </w:rPr>
               <w:t xml:space="preserve">About what percent? Name the closest benchmark.</w:t>
             </w:r>
@@ -1084,8 +1084,8 @@
                       <w:rFonts w:ascii="Avenir Next" w:hAnsi="Avenir Next" w:cs="Avenir Next" w:eastAsia="Avenir Next"/>
                       <w:b/>
                       <w:color w:val="003A70"/>
-                      <w:sz w:val="20"/>
-                      <w:szCs w:val="20"/>
+                      <w:sz w:val="21"/>
+                      <w:szCs w:val="21"/>
                     </w:rPr>
                     <w:t xml:space="preserve">a.</w:t>
                   </w:r>
@@ -1093,8 +1093,8 @@
                     <w:rPr>
                       <w:rFonts w:ascii="Avenir Next" w:hAnsi="Avenir Next" w:cs="Avenir Next" w:eastAsia="Avenir Next"/>
                       <w:color w:val="1A1A1A"/>
-                      <w:sz w:val="20"/>
-                      <w:szCs w:val="20"/>
+                      <w:sz w:val="21"/>
+                      <w:szCs w:val="21"/>
                     </w:rPr>
                     <w:tab/>
                   </w:r>
@@ -1102,8 +1102,8 @@
                     <w:rPr>
                       <w:rFonts w:ascii="Avenir Next" w:hAnsi="Avenir Next" w:cs="Avenir Next" w:eastAsia="Avenir Next"/>
                       <w:color w:val="1A1A1A"/>
-                      <w:sz w:val="20"/>
-                      <w:szCs w:val="20"/>
+                      <w:sz w:val="21"/>
+                      <w:szCs w:val="21"/>
                     </w:rPr>
                     <w:t xml:space="preserve">24 out of 50 ≈</w:t>
                   </w:r>
@@ -1111,8 +1111,8 @@
                     <w:rPr>
                       <w:rFonts w:ascii="Avenir Next" w:hAnsi="Avenir Next" w:cs="Avenir Next" w:eastAsia="Avenir Next"/>
                       <w:color w:val="1A1A1A"/>
-                      <w:sz w:val="20"/>
-                      <w:szCs w:val="20"/>
+                      <w:sz w:val="21"/>
+                      <w:szCs w:val="21"/>
                     </w:rPr>
                     <w:t xml:space="preserve">  </w:t>
                   </w:r>
@@ -1120,8 +1120,8 @@
                     <w:rPr>
                       <w:rFonts w:ascii="Avenir Next" w:hAnsi="Avenir Next" w:cs="Avenir Next" w:eastAsia="Avenir Next"/>
                       <w:color w:val="1A1A1A"/>
-                      <w:sz w:val="20"/>
-                      <w:szCs w:val="20"/>
+                      <w:sz w:val="21"/>
+                      <w:szCs w:val="21"/>
                       <w:u w:val="single"/>
                     </w:rPr>
                     <w:t xml:space="preserve">              </w:t>
@@ -1130,8 +1130,8 @@
                     <w:rPr>
                       <w:rFonts w:ascii="Avenir Next" w:hAnsi="Avenir Next" w:cs="Avenir Next" w:eastAsia="Avenir Next"/>
                       <w:color w:val="1A1A1A"/>
-                      <w:sz w:val="20"/>
-                      <w:szCs w:val="20"/>
+                      <w:sz w:val="21"/>
+                      <w:szCs w:val="21"/>
                     </w:rPr>
                     <w:t xml:space="preserve"> %</w:t>
                   </w:r>
@@ -1155,8 +1155,8 @@
                       <w:rFonts w:ascii="Avenir Next" w:hAnsi="Avenir Next" w:cs="Avenir Next" w:eastAsia="Avenir Next"/>
                       <w:b/>
                       <w:color w:val="003A70"/>
-                      <w:sz w:val="20"/>
-                      <w:szCs w:val="20"/>
+                      <w:sz w:val="21"/>
+                      <w:szCs w:val="21"/>
                     </w:rPr>
                     <w:t xml:space="preserve">b.</w:t>
                   </w:r>
@@ -1164,8 +1164,8 @@
                     <w:rPr>
                       <w:rFonts w:ascii="Avenir Next" w:hAnsi="Avenir Next" w:cs="Avenir Next" w:eastAsia="Avenir Next"/>
                       <w:color w:val="1A1A1A"/>
-                      <w:sz w:val="20"/>
-                      <w:szCs w:val="20"/>
+                      <w:sz w:val="21"/>
+                      <w:szCs w:val="21"/>
                     </w:rPr>
                     <w:tab/>
                   </w:r>
@@ -1173,8 +1173,8 @@
                     <w:rPr>
                       <w:rFonts w:ascii="Avenir Next" w:hAnsi="Avenir Next" w:cs="Avenir Next" w:eastAsia="Avenir Next"/>
                       <w:color w:val="1A1A1A"/>
-                      <w:sz w:val="20"/>
-                      <w:szCs w:val="20"/>
+                      <w:sz w:val="21"/>
+                      <w:szCs w:val="21"/>
                     </w:rPr>
                     <w:t xml:space="preserve">31 out of 40 ≈</w:t>
                   </w:r>
@@ -1182,8 +1182,8 @@
                     <w:rPr>
                       <w:rFonts w:ascii="Avenir Next" w:hAnsi="Avenir Next" w:cs="Avenir Next" w:eastAsia="Avenir Next"/>
                       <w:color w:val="1A1A1A"/>
-                      <w:sz w:val="20"/>
-                      <w:szCs w:val="20"/>
+                      <w:sz w:val="21"/>
+                      <w:szCs w:val="21"/>
                     </w:rPr>
                     <w:t xml:space="preserve">  </w:t>
                   </w:r>
@@ -1191,8 +1191,8 @@
                     <w:rPr>
                       <w:rFonts w:ascii="Avenir Next" w:hAnsi="Avenir Next" w:cs="Avenir Next" w:eastAsia="Avenir Next"/>
                       <w:color w:val="1A1A1A"/>
-                      <w:sz w:val="20"/>
-                      <w:szCs w:val="20"/>
+                      <w:sz w:val="21"/>
+                      <w:szCs w:val="21"/>
                       <w:u w:val="single"/>
                     </w:rPr>
                     <w:t xml:space="preserve">              </w:t>
@@ -1201,8 +1201,8 @@
                     <w:rPr>
                       <w:rFonts w:ascii="Avenir Next" w:hAnsi="Avenir Next" w:cs="Avenir Next" w:eastAsia="Avenir Next"/>
                       <w:color w:val="1A1A1A"/>
-                      <w:sz w:val="20"/>
-                      <w:szCs w:val="20"/>
+                      <w:sz w:val="21"/>
+                      <w:szCs w:val="21"/>
                     </w:rPr>
                     <w:t xml:space="preserve"> %</w:t>
                   </w:r>
@@ -1275,8 +1275,8 @@
                 <w:rFonts w:ascii="Avenir Next" w:hAnsi="Avenir Next" w:cs="Avenir Next" w:eastAsia="Avenir Next"/>
                 <w:b/>
                 <w:color w:val="1A1A1A"/>
-                <w:sz w:val="20"/>
-                <w:szCs w:val="20"/>
+                <w:sz w:val="21"/>
+                <w:szCs w:val="21"/>
               </w:rPr>
               <w:t xml:space="preserve">2.</w:t>
             </w:r>
@@ -1284,8 +1284,8 @@
               <w:rPr>
                 <w:rFonts w:ascii="Avenir Next" w:hAnsi="Avenir Next" w:cs="Avenir Next" w:eastAsia="Avenir Next"/>
                 <w:color w:val="1A1A1A"/>
-                <w:sz w:val="20"/>
-                <w:szCs w:val="20"/>
+                <w:sz w:val="21"/>
+                <w:szCs w:val="21"/>
               </w:rPr>
               <w:tab/>
             </w:r>
@@ -1293,8 +1293,8 @@
               <w:rPr>
                 <w:rFonts w:ascii="Avenir Next" w:hAnsi="Avenir Next" w:cs="Avenir Next" w:eastAsia="Avenir Next"/>
                 <w:color w:val="1A1A1A"/>
-                <w:sz w:val="20"/>
-                <w:szCs w:val="20"/>
+                <w:sz w:val="21"/>
+                <w:szCs w:val="21"/>
               </w:rPr>
               <w:t xml:space="preserve">A jar holds 300 beads. 74 have been used. About what percent have been used? Name the benchmark amount.</w:t>
             </w:r>
@@ -1332,7 +1332,7 @@
             <w:tr>
               <w:trPr>
                 <w:cantSplit/>
-                <w:trHeight w:val="508" w:hRule="atLeast"/>
+                <w:trHeight w:val="620" w:hRule="atLeast"/>
               </w:trPr>
               <w:tc>
                 <w:tcPr>
@@ -1454,8 +1454,8 @@
                 <w:rFonts w:ascii="Avenir Next" w:hAnsi="Avenir Next" w:cs="Avenir Next" w:eastAsia="Avenir Next"/>
                 <w:b/>
                 <w:color w:val="1A1A1A"/>
-                <w:sz w:val="20"/>
-                <w:szCs w:val="20"/>
+                <w:sz w:val="21"/>
+                <w:szCs w:val="21"/>
               </w:rPr>
               <w:t xml:space="preserve">3.</w:t>
             </w:r>
@@ -1463,8 +1463,8 @@
               <w:rPr>
                 <w:rFonts w:ascii="Avenir Next" w:hAnsi="Avenir Next" w:cs="Avenir Next" w:eastAsia="Avenir Next"/>
                 <w:color w:val="1A1A1A"/>
-                <w:sz w:val="20"/>
-                <w:szCs w:val="20"/>
+                <w:sz w:val="21"/>
+                <w:szCs w:val="21"/>
               </w:rPr>
               <w:tab/>
             </w:r>
@@ -1472,8 +1472,8 @@
               <w:rPr>
                 <w:rFonts w:ascii="Avenir Next" w:hAnsi="Avenir Next" w:cs="Avenir Next" w:eastAsia="Avenir Next"/>
                 <w:color w:val="1A1A1A"/>
-                <w:sz w:val="20"/>
-                <w:szCs w:val="20"/>
+                <w:sz w:val="21"/>
+                <w:szCs w:val="21"/>
               </w:rPr>
               <w:t xml:space="preserve">19 out of 40 is about —</w:t>
             </w:r>
@@ -1528,8 +1528,8 @@
                       <w:rFonts w:ascii="Avenir Next" w:hAnsi="Avenir Next" w:cs="Avenir Next" w:eastAsia="Avenir Next"/>
                       <w:b/>
                       <w:color w:val="003A70"/>
-                      <w:sz w:val="19"/>
-                      <w:szCs w:val="19"/>
+                      <w:sz w:val="20"/>
+                      <w:szCs w:val="20"/>
                     </w:rPr>
                     <w:t xml:space="preserve">A</w:t>
                   </w:r>
@@ -1537,8 +1537,8 @@
                     <w:rPr>
                       <w:rFonts w:ascii="Avenir Next" w:hAnsi="Avenir Next" w:cs="Avenir Next" w:eastAsia="Avenir Next"/>
                       <w:color w:val="1A1A1A"/>
-                      <w:sz w:val="19"/>
-                      <w:szCs w:val="19"/>
+                      <w:sz w:val="20"/>
+                      <w:szCs w:val="20"/>
                     </w:rPr>
                     <w:tab/>
                   </w:r>
@@ -1546,8 +1546,8 @@
                     <w:rPr>
                       <w:rFonts w:ascii="Avenir Next" w:hAnsi="Avenir Next" w:cs="Avenir Next" w:eastAsia="Avenir Next"/>
                       <w:color w:val="1A1A1A"/>
-                      <w:sz w:val="19"/>
-                      <w:szCs w:val="19"/>
+                      <w:sz w:val="20"/>
+                      <w:szCs w:val="20"/>
                     </w:rPr>
                     <w:t xml:space="preserve">10%</w:t>
                   </w:r>
@@ -1571,8 +1571,8 @@
                       <w:rFonts w:ascii="Avenir Next" w:hAnsi="Avenir Next" w:cs="Avenir Next" w:eastAsia="Avenir Next"/>
                       <w:b/>
                       <w:color w:val="003A70"/>
-                      <w:sz w:val="19"/>
-                      <w:szCs w:val="19"/>
+                      <w:sz w:val="20"/>
+                      <w:szCs w:val="20"/>
                     </w:rPr>
                     <w:t xml:space="preserve">B</w:t>
                   </w:r>
@@ -1580,8 +1580,8 @@
                     <w:rPr>
                       <w:rFonts w:ascii="Avenir Next" w:hAnsi="Avenir Next" w:cs="Avenir Next" w:eastAsia="Avenir Next"/>
                       <w:color w:val="1A1A1A"/>
-                      <w:sz w:val="19"/>
-                      <w:szCs w:val="19"/>
+                      <w:sz w:val="20"/>
+                      <w:szCs w:val="20"/>
                     </w:rPr>
                     <w:tab/>
                   </w:r>
@@ -1589,8 +1589,8 @@
                     <w:rPr>
                       <w:rFonts w:ascii="Avenir Next" w:hAnsi="Avenir Next" w:cs="Avenir Next" w:eastAsia="Avenir Next"/>
                       <w:color w:val="1A1A1A"/>
-                      <w:sz w:val="19"/>
-                      <w:szCs w:val="19"/>
+                      <w:sz w:val="20"/>
+                      <w:szCs w:val="20"/>
                     </w:rPr>
                     <w:t xml:space="preserve">25%</w:t>
                   </w:r>
@@ -1614,8 +1614,8 @@
                       <w:rFonts w:ascii="Avenir Next" w:hAnsi="Avenir Next" w:cs="Avenir Next" w:eastAsia="Avenir Next"/>
                       <w:b/>
                       <w:color w:val="003A70"/>
-                      <w:sz w:val="19"/>
-                      <w:szCs w:val="19"/>
+                      <w:sz w:val="20"/>
+                      <w:szCs w:val="20"/>
                     </w:rPr>
                     <w:t xml:space="preserve">C</w:t>
                   </w:r>
@@ -1623,8 +1623,8 @@
                     <w:rPr>
                       <w:rFonts w:ascii="Avenir Next" w:hAnsi="Avenir Next" w:cs="Avenir Next" w:eastAsia="Avenir Next"/>
                       <w:color w:val="1A1A1A"/>
-                      <w:sz w:val="19"/>
-                      <w:szCs w:val="19"/>
+                      <w:sz w:val="20"/>
+                      <w:szCs w:val="20"/>
                     </w:rPr>
                     <w:tab/>
                   </w:r>
@@ -1632,8 +1632,8 @@
                     <w:rPr>
                       <w:rFonts w:ascii="Avenir Next" w:hAnsi="Avenir Next" w:cs="Avenir Next" w:eastAsia="Avenir Next"/>
                       <w:color w:val="1A1A1A"/>
-                      <w:sz w:val="19"/>
-                      <w:szCs w:val="19"/>
+                      <w:sz w:val="20"/>
+                      <w:szCs w:val="20"/>
                     </w:rPr>
                     <w:t xml:space="preserve">50%</w:t>
                   </w:r>
@@ -1657,8 +1657,8 @@
                       <w:rFonts w:ascii="Avenir Next" w:hAnsi="Avenir Next" w:cs="Avenir Next" w:eastAsia="Avenir Next"/>
                       <w:b/>
                       <w:color w:val="003A70"/>
-                      <w:sz w:val="19"/>
-                      <w:szCs w:val="19"/>
+                      <w:sz w:val="20"/>
+                      <w:szCs w:val="20"/>
                     </w:rPr>
                     <w:t xml:space="preserve">D</w:t>
                   </w:r>
@@ -1666,8 +1666,8 @@
                     <w:rPr>
                       <w:rFonts w:ascii="Avenir Next" w:hAnsi="Avenir Next" w:cs="Avenir Next" w:eastAsia="Avenir Next"/>
                       <w:color w:val="1A1A1A"/>
-                      <w:sz w:val="19"/>
-                      <w:szCs w:val="19"/>
+                      <w:sz w:val="20"/>
+                      <w:szCs w:val="20"/>
                     </w:rPr>
                     <w:tab/>
                   </w:r>
@@ -1675,8 +1675,8 @@
                     <w:rPr>
                       <w:rFonts w:ascii="Avenir Next" w:hAnsi="Avenir Next" w:cs="Avenir Next" w:eastAsia="Avenir Next"/>
                       <w:color w:val="1A1A1A"/>
-                      <w:sz w:val="19"/>
-                      <w:szCs w:val="19"/>
+                      <w:sz w:val="20"/>
+                      <w:szCs w:val="20"/>
                     </w:rPr>
                     <w:t xml:space="preserve">75%</w:t>
                   </w:r>
@@ -1885,8 +1885,8 @@
                 <w:rFonts w:ascii="Avenir Next" w:hAnsi="Avenir Next" w:cs="Avenir Next" w:eastAsia="Avenir Next"/>
                 <w:b/>
                 <w:color w:val="1A1A1A"/>
-                <w:sz w:val="20"/>
-                <w:szCs w:val="20"/>
+                <w:sz w:val="21"/>
+                <w:szCs w:val="21"/>
               </w:rPr>
               <w:t xml:space="preserve">1.</w:t>
             </w:r>
@@ -1894,8 +1894,8 @@
               <w:rPr>
                 <w:rFonts w:ascii="Avenir Next" w:hAnsi="Avenir Next" w:cs="Avenir Next" w:eastAsia="Avenir Next"/>
                 <w:color w:val="1A1A1A"/>
-                <w:sz w:val="20"/>
-                <w:szCs w:val="20"/>
+                <w:sz w:val="21"/>
+                <w:szCs w:val="21"/>
               </w:rPr>
               <w:tab/>
             </w:r>
@@ -1903,8 +1903,8 @@
               <w:rPr>
                 <w:rFonts w:ascii="Avenir Next" w:hAnsi="Avenir Next" w:cs="Avenir Next" w:eastAsia="Avenir Next"/>
                 <w:color w:val="1A1A1A"/>
-                <w:sz w:val="20"/>
-                <w:szCs w:val="20"/>
+                <w:sz w:val="21"/>
+                <w:szCs w:val="21"/>
               </w:rPr>
               <w:t xml:space="preserve">Estimate. Round first.</w:t>
             </w:r>
@@ -1958,8 +1958,8 @@
                       <w:rFonts w:ascii="Avenir Next" w:hAnsi="Avenir Next" w:cs="Avenir Next" w:eastAsia="Avenir Next"/>
                       <w:b/>
                       <w:color w:val="003A70"/>
-                      <w:sz w:val="20"/>
-                      <w:szCs w:val="20"/>
+                      <w:sz w:val="21"/>
+                      <w:szCs w:val="21"/>
                     </w:rPr>
                     <w:t xml:space="preserve">a.</w:t>
                   </w:r>
@@ -1967,8 +1967,8 @@
                     <w:rPr>
                       <w:rFonts w:ascii="Avenir Next" w:hAnsi="Avenir Next" w:cs="Avenir Next" w:eastAsia="Avenir Next"/>
                       <w:color w:val="1A1A1A"/>
-                      <w:sz w:val="20"/>
-                      <w:szCs w:val="20"/>
+                      <w:sz w:val="21"/>
+                      <w:szCs w:val="21"/>
                     </w:rPr>
                     <w:tab/>
                   </w:r>
@@ -1976,8 +1976,8 @@
                     <w:rPr>
                       <w:rFonts w:ascii="Avenir Next" w:hAnsi="Avenir Next" w:cs="Avenir Next" w:eastAsia="Avenir Next"/>
                       <w:color w:val="1A1A1A"/>
-                      <w:sz w:val="20"/>
-                      <w:szCs w:val="20"/>
+                      <w:sz w:val="21"/>
+                      <w:szCs w:val="21"/>
                     </w:rPr>
                     <w:t xml:space="preserve">19% of 51 ≈</w:t>
                   </w:r>
@@ -1985,8 +1985,8 @@
                     <w:rPr>
                       <w:rFonts w:ascii="Avenir Next" w:hAnsi="Avenir Next" w:cs="Avenir Next" w:eastAsia="Avenir Next"/>
                       <w:color w:val="1A1A1A"/>
-                      <w:sz w:val="20"/>
-                      <w:szCs w:val="20"/>
+                      <w:sz w:val="21"/>
+                      <w:szCs w:val="21"/>
                     </w:rPr>
                     <w:t xml:space="preserve">  </w:t>
                   </w:r>
@@ -1994,8 +1994,8 @@
                     <w:rPr>
                       <w:rFonts w:ascii="Avenir Next" w:hAnsi="Avenir Next" w:cs="Avenir Next" w:eastAsia="Avenir Next"/>
                       <w:color w:val="1A1A1A"/>
-                      <w:sz w:val="20"/>
-                      <w:szCs w:val="20"/>
+                      <w:sz w:val="21"/>
+                      <w:szCs w:val="21"/>
                       <w:u w:val="single"/>
                     </w:rPr>
                     <w:t xml:space="preserve">              </w:t>
@@ -2020,8 +2020,8 @@
                       <w:rFonts w:ascii="Avenir Next" w:hAnsi="Avenir Next" w:cs="Avenir Next" w:eastAsia="Avenir Next"/>
                       <w:b/>
                       <w:color w:val="003A70"/>
-                      <w:sz w:val="20"/>
-                      <w:szCs w:val="20"/>
+                      <w:sz w:val="21"/>
+                      <w:szCs w:val="21"/>
                     </w:rPr>
                     <w:t xml:space="preserve">b.</w:t>
                   </w:r>
@@ -2029,8 +2029,8 @@
                     <w:rPr>
                       <w:rFonts w:ascii="Avenir Next" w:hAnsi="Avenir Next" w:cs="Avenir Next" w:eastAsia="Avenir Next"/>
                       <w:color w:val="1A1A1A"/>
-                      <w:sz w:val="20"/>
-                      <w:szCs w:val="20"/>
+                      <w:sz w:val="21"/>
+                      <w:szCs w:val="21"/>
                     </w:rPr>
                     <w:tab/>
                   </w:r>
@@ -2038,8 +2038,8 @@
                     <w:rPr>
                       <w:rFonts w:ascii="Avenir Next" w:hAnsi="Avenir Next" w:cs="Avenir Next" w:eastAsia="Avenir Next"/>
                       <w:color w:val="1A1A1A"/>
-                      <w:sz w:val="20"/>
-                      <w:szCs w:val="20"/>
+                      <w:sz w:val="21"/>
+                      <w:szCs w:val="21"/>
                     </w:rPr>
                     <w:t xml:space="preserve">76% of 41 ≈</w:t>
                   </w:r>
@@ -2047,8 +2047,8 @@
                     <w:rPr>
                       <w:rFonts w:ascii="Avenir Next" w:hAnsi="Avenir Next" w:cs="Avenir Next" w:eastAsia="Avenir Next"/>
                       <w:color w:val="1A1A1A"/>
-                      <w:sz w:val="20"/>
-                      <w:szCs w:val="20"/>
+                      <w:sz w:val="21"/>
+                      <w:szCs w:val="21"/>
                     </w:rPr>
                     <w:t xml:space="preserve">  </w:t>
                   </w:r>
@@ -2056,8 +2056,8 @@
                     <w:rPr>
                       <w:rFonts w:ascii="Avenir Next" w:hAnsi="Avenir Next" w:cs="Avenir Next" w:eastAsia="Avenir Next"/>
                       <w:color w:val="1A1A1A"/>
-                      <w:sz w:val="20"/>
-                      <w:szCs w:val="20"/>
+                      <w:sz w:val="21"/>
+                      <w:szCs w:val="21"/>
                       <w:u w:val="single"/>
                     </w:rPr>
                     <w:t xml:space="preserve">              </w:t>
@@ -2131,8 +2131,8 @@
                 <w:rFonts w:ascii="Avenir Next" w:hAnsi="Avenir Next" w:cs="Avenir Next" w:eastAsia="Avenir Next"/>
                 <w:b/>
                 <w:color w:val="1A1A1A"/>
-                <w:sz w:val="20"/>
-                <w:szCs w:val="20"/>
+                <w:sz w:val="21"/>
+                <w:szCs w:val="21"/>
               </w:rPr>
               <w:t xml:space="preserve">2.</w:t>
             </w:r>
@@ -2140,8 +2140,8 @@
               <w:rPr>
                 <w:rFonts w:ascii="Avenir Next" w:hAnsi="Avenir Next" w:cs="Avenir Next" w:eastAsia="Avenir Next"/>
                 <w:color w:val="1A1A1A"/>
-                <w:sz w:val="20"/>
-                <w:szCs w:val="20"/>
+                <w:sz w:val="21"/>
+                <w:szCs w:val="21"/>
               </w:rPr>
               <w:tab/>
             </w:r>
@@ -2149,8 +2149,8 @@
               <w:rPr>
                 <w:rFonts w:ascii="Avenir Next" w:hAnsi="Avenir Next" w:cs="Avenir Next" w:eastAsia="Avenir Next"/>
                 <w:color w:val="1A1A1A"/>
-                <w:sz w:val="20"/>
-                <w:szCs w:val="20"/>
+                <w:sz w:val="21"/>
+                <w:szCs w:val="21"/>
               </w:rPr>
               <w:t xml:space="preserve">A backpack costs $61.80. It is 39% off. Estimate the discount.</w:t>
             </w:r>
@@ -2188,7 +2188,7 @@
             <w:tr>
               <w:trPr>
                 <w:cantSplit/>
-                <w:trHeight w:val="508" w:hRule="atLeast"/>
+                <w:trHeight w:val="620" w:hRule="atLeast"/>
               </w:trPr>
               <w:tc>
                 <w:tcPr>
@@ -2301,8 +2301,8 @@
                 <w:rFonts w:ascii="Avenir Next" w:hAnsi="Avenir Next" w:cs="Avenir Next" w:eastAsia="Avenir Next"/>
                 <w:b/>
                 <w:color w:val="1A1A1A"/>
-                <w:sz w:val="20"/>
-                <w:szCs w:val="20"/>
+                <w:sz w:val="21"/>
+                <w:szCs w:val="21"/>
               </w:rPr>
               <w:t xml:space="preserve">3.</w:t>
             </w:r>
@@ -2310,8 +2310,8 @@
               <w:rPr>
                 <w:rFonts w:ascii="Avenir Next" w:hAnsi="Avenir Next" w:cs="Avenir Next" w:eastAsia="Avenir Next"/>
                 <w:color w:val="1A1A1A"/>
-                <w:sz w:val="20"/>
-                <w:szCs w:val="20"/>
+                <w:sz w:val="21"/>
+                <w:szCs w:val="21"/>
               </w:rPr>
               <w:tab/>
             </w:r>
@@ -2319,8 +2319,8 @@
               <w:rPr>
                 <w:rFonts w:ascii="Avenir Next" w:hAnsi="Avenir Next" w:cs="Avenir Next" w:eastAsia="Avenir Next"/>
                 <w:color w:val="1A1A1A"/>
-                <w:sz w:val="20"/>
-                <w:szCs w:val="20"/>
+                <w:sz w:val="21"/>
+                <w:szCs w:val="21"/>
               </w:rPr>
               <w:t xml:space="preserve">About 20% of 390 is —</w:t>
             </w:r>
@@ -2375,8 +2375,8 @@
                       <w:rFonts w:ascii="Avenir Next" w:hAnsi="Avenir Next" w:cs="Avenir Next" w:eastAsia="Avenir Next"/>
                       <w:b/>
                       <w:color w:val="003A70"/>
-                      <w:sz w:val="19"/>
-                      <w:szCs w:val="19"/>
+                      <w:sz w:val="20"/>
+                      <w:szCs w:val="20"/>
                     </w:rPr>
                     <w:t xml:space="preserve">A</w:t>
                   </w:r>
@@ -2384,8 +2384,8 @@
                     <w:rPr>
                       <w:rFonts w:ascii="Avenir Next" w:hAnsi="Avenir Next" w:cs="Avenir Next" w:eastAsia="Avenir Next"/>
                       <w:color w:val="1A1A1A"/>
-                      <w:sz w:val="19"/>
-                      <w:szCs w:val="19"/>
+                      <w:sz w:val="20"/>
+                      <w:szCs w:val="20"/>
                     </w:rPr>
                     <w:tab/>
                   </w:r>
@@ -2393,8 +2393,8 @@
                     <w:rPr>
                       <w:rFonts w:ascii="Avenir Next" w:hAnsi="Avenir Next" w:cs="Avenir Next" w:eastAsia="Avenir Next"/>
                       <w:color w:val="1A1A1A"/>
-                      <w:sz w:val="19"/>
-                      <w:szCs w:val="19"/>
+                      <w:sz w:val="20"/>
+                      <w:szCs w:val="20"/>
                     </w:rPr>
                     <w:t xml:space="preserve">8</w:t>
                   </w:r>
@@ -2418,8 +2418,8 @@
                       <w:rFonts w:ascii="Avenir Next" w:hAnsi="Avenir Next" w:cs="Avenir Next" w:eastAsia="Avenir Next"/>
                       <w:b/>
                       <w:color w:val="003A70"/>
-                      <w:sz w:val="19"/>
-                      <w:szCs w:val="19"/>
+                      <w:sz w:val="20"/>
+                      <w:szCs w:val="20"/>
                     </w:rPr>
                     <w:t xml:space="preserve">B</w:t>
                   </w:r>
@@ -2427,8 +2427,8 @@
                     <w:rPr>
                       <w:rFonts w:ascii="Avenir Next" w:hAnsi="Avenir Next" w:cs="Avenir Next" w:eastAsia="Avenir Next"/>
                       <w:color w:val="1A1A1A"/>
-                      <w:sz w:val="19"/>
-                      <w:szCs w:val="19"/>
+                      <w:sz w:val="20"/>
+                      <w:szCs w:val="20"/>
                     </w:rPr>
                     <w:tab/>
                   </w:r>
@@ -2436,8 +2436,8 @@
                     <w:rPr>
                       <w:rFonts w:ascii="Avenir Next" w:hAnsi="Avenir Next" w:cs="Avenir Next" w:eastAsia="Avenir Next"/>
                       <w:color w:val="1A1A1A"/>
-                      <w:sz w:val="19"/>
-                      <w:szCs w:val="19"/>
+                      <w:sz w:val="20"/>
+                      <w:szCs w:val="20"/>
                     </w:rPr>
                     <w:t xml:space="preserve">20</w:t>
                   </w:r>
@@ -2461,8 +2461,8 @@
                       <w:rFonts w:ascii="Avenir Next" w:hAnsi="Avenir Next" w:cs="Avenir Next" w:eastAsia="Avenir Next"/>
                       <w:b/>
                       <w:color w:val="003A70"/>
-                      <w:sz w:val="19"/>
-                      <w:szCs w:val="19"/>
+                      <w:sz w:val="20"/>
+                      <w:szCs w:val="20"/>
                     </w:rPr>
                     <w:t xml:space="preserve">C</w:t>
                   </w:r>
@@ -2470,8 +2470,8 @@
                     <w:rPr>
                       <w:rFonts w:ascii="Avenir Next" w:hAnsi="Avenir Next" w:cs="Avenir Next" w:eastAsia="Avenir Next"/>
                       <w:color w:val="1A1A1A"/>
-                      <w:sz w:val="19"/>
-                      <w:szCs w:val="19"/>
+                      <w:sz w:val="20"/>
+                      <w:szCs w:val="20"/>
                     </w:rPr>
                     <w:tab/>
                   </w:r>
@@ -2479,8 +2479,8 @@
                     <w:rPr>
                       <w:rFonts w:ascii="Avenir Next" w:hAnsi="Avenir Next" w:cs="Avenir Next" w:eastAsia="Avenir Next"/>
                       <w:color w:val="1A1A1A"/>
-                      <w:sz w:val="19"/>
-                      <w:szCs w:val="19"/>
+                      <w:sz w:val="20"/>
+                      <w:szCs w:val="20"/>
                     </w:rPr>
                     <w:t xml:space="preserve">80</w:t>
                   </w:r>
@@ -2504,8 +2504,8 @@
                       <w:rFonts w:ascii="Avenir Next" w:hAnsi="Avenir Next" w:cs="Avenir Next" w:eastAsia="Avenir Next"/>
                       <w:b/>
                       <w:color w:val="003A70"/>
-                      <w:sz w:val="19"/>
-                      <w:szCs w:val="19"/>
+                      <w:sz w:val="20"/>
+                      <w:szCs w:val="20"/>
                     </w:rPr>
                     <w:t xml:space="preserve">D</w:t>
                   </w:r>
@@ -2513,8 +2513,8 @@
                     <w:rPr>
                       <w:rFonts w:ascii="Avenir Next" w:hAnsi="Avenir Next" w:cs="Avenir Next" w:eastAsia="Avenir Next"/>
                       <w:color w:val="1A1A1A"/>
-                      <w:sz w:val="19"/>
-                      <w:szCs w:val="19"/>
+                      <w:sz w:val="20"/>
+                      <w:szCs w:val="20"/>
                     </w:rPr>
                     <w:tab/>
                   </w:r>
@@ -2522,8 +2522,8 @@
                     <w:rPr>
                       <w:rFonts w:ascii="Avenir Next" w:hAnsi="Avenir Next" w:cs="Avenir Next" w:eastAsia="Avenir Next"/>
                       <w:color w:val="1A1A1A"/>
-                      <w:sz w:val="19"/>
-                      <w:szCs w:val="19"/>
+                      <w:sz w:val="20"/>
+                      <w:szCs w:val="20"/>
                     </w:rPr>
                     <w:t xml:space="preserve">200</w:t>
                   </w:r>
@@ -2750,8 +2750,8 @@
                 <w:rFonts w:ascii="Avenir Next" w:hAnsi="Avenir Next" w:cs="Avenir Next" w:eastAsia="Avenir Next"/>
                 <w:b/>
                 <w:color w:val="1A1A1A"/>
-                <w:sz w:val="20"/>
-                <w:szCs w:val="20"/>
+                <w:sz w:val="21"/>
+                <w:szCs w:val="21"/>
               </w:rPr>
               <w:t xml:space="preserve">1.</w:t>
             </w:r>
@@ -2759,8 +2759,8 @@
               <w:rPr>
                 <w:rFonts w:ascii="Avenir Next" w:hAnsi="Avenir Next" w:cs="Avenir Next" w:eastAsia="Avenir Next"/>
                 <w:color w:val="1A1A1A"/>
-                <w:sz w:val="20"/>
-                <w:szCs w:val="20"/>
+                <w:sz w:val="21"/>
+                <w:szCs w:val="21"/>
               </w:rPr>
               <w:tab/>
             </w:r>
@@ -2768,8 +2768,8 @@
               <w:rPr>
                 <w:rFonts w:ascii="Avenir Next" w:hAnsi="Avenir Next" w:cs="Avenir Next" w:eastAsia="Avenir Next"/>
                 <w:color w:val="1A1A1A"/>
-                <w:sz w:val="20"/>
-                <w:szCs w:val="20"/>
+                <w:sz w:val="21"/>
+                <w:szCs w:val="21"/>
               </w:rPr>
               <w:t xml:space="preserve">Estimate. Round first.</w:t>
             </w:r>
@@ -2823,8 +2823,8 @@
                       <w:rFonts w:ascii="Avenir Next" w:hAnsi="Avenir Next" w:cs="Avenir Next" w:eastAsia="Avenir Next"/>
                       <w:b/>
                       <w:color w:val="003A70"/>
-                      <w:sz w:val="20"/>
-                      <w:szCs w:val="20"/>
+                      <w:sz w:val="21"/>
+                      <w:szCs w:val="21"/>
                     </w:rPr>
                     <w:t xml:space="preserve">a.</w:t>
                   </w:r>
@@ -2832,8 +2832,8 @@
                     <w:rPr>
                       <w:rFonts w:ascii="Avenir Next" w:hAnsi="Avenir Next" w:cs="Avenir Next" w:eastAsia="Avenir Next"/>
                       <w:color w:val="1A1A1A"/>
-                      <w:sz w:val="20"/>
-                      <w:szCs w:val="20"/>
+                      <w:sz w:val="21"/>
+                      <w:szCs w:val="21"/>
                     </w:rPr>
                     <w:tab/>
                   </w:r>
@@ -2841,8 +2841,8 @@
                     <w:rPr>
                       <w:rFonts w:ascii="Avenir Next" w:hAnsi="Avenir Next" w:cs="Avenir Next" w:eastAsia="Avenir Next"/>
                       <w:color w:val="1A1A1A"/>
-                      <w:sz w:val="20"/>
-                      <w:szCs w:val="20"/>
+                      <w:sz w:val="21"/>
+                      <w:szCs w:val="21"/>
                     </w:rPr>
                     <w:t xml:space="preserve">19% of 51 ≈</w:t>
                   </w:r>
@@ -2850,8 +2850,8 @@
                     <w:rPr>
                       <w:rFonts w:ascii="Avenir Next" w:hAnsi="Avenir Next" w:cs="Avenir Next" w:eastAsia="Avenir Next"/>
                       <w:color w:val="1A1A1A"/>
-                      <w:sz w:val="20"/>
-                      <w:szCs w:val="20"/>
+                      <w:sz w:val="21"/>
+                      <w:szCs w:val="21"/>
                     </w:rPr>
                     <w:t xml:space="preserve">  </w:t>
                   </w:r>
@@ -2859,8 +2859,8 @@
                     <w:rPr>
                       <w:rFonts w:ascii="Avenir Next" w:hAnsi="Avenir Next" w:cs="Avenir Next" w:eastAsia="Avenir Next"/>
                       <w:color w:val="1A1A1A"/>
-                      <w:sz w:val="20"/>
-                      <w:szCs w:val="20"/>
+                      <w:sz w:val="21"/>
+                      <w:szCs w:val="21"/>
                       <w:u w:val="single"/>
                     </w:rPr>
                     <w:t xml:space="preserve">              </w:t>
@@ -2885,8 +2885,8 @@
                       <w:rFonts w:ascii="Avenir Next" w:hAnsi="Avenir Next" w:cs="Avenir Next" w:eastAsia="Avenir Next"/>
                       <w:b/>
                       <w:color w:val="003A70"/>
-                      <w:sz w:val="20"/>
-                      <w:szCs w:val="20"/>
+                      <w:sz w:val="21"/>
+                      <w:szCs w:val="21"/>
                     </w:rPr>
                     <w:t xml:space="preserve">b.</w:t>
                   </w:r>
@@ -2894,8 +2894,8 @@
                     <w:rPr>
                       <w:rFonts w:ascii="Avenir Next" w:hAnsi="Avenir Next" w:cs="Avenir Next" w:eastAsia="Avenir Next"/>
                       <w:color w:val="1A1A1A"/>
-                      <w:sz w:val="20"/>
-                      <w:szCs w:val="20"/>
+                      <w:sz w:val="21"/>
+                      <w:szCs w:val="21"/>
                     </w:rPr>
                     <w:tab/>
                   </w:r>
@@ -2903,8 +2903,8 @@
                     <w:rPr>
                       <w:rFonts w:ascii="Avenir Next" w:hAnsi="Avenir Next" w:cs="Avenir Next" w:eastAsia="Avenir Next"/>
                       <w:color w:val="1A1A1A"/>
-                      <w:sz w:val="20"/>
-                      <w:szCs w:val="20"/>
+                      <w:sz w:val="21"/>
+                      <w:szCs w:val="21"/>
                     </w:rPr>
                     <w:t xml:space="preserve">76% of 41 ≈</w:t>
                   </w:r>
@@ -2912,8 +2912,8 @@
                     <w:rPr>
                       <w:rFonts w:ascii="Avenir Next" w:hAnsi="Avenir Next" w:cs="Avenir Next" w:eastAsia="Avenir Next"/>
                       <w:color w:val="1A1A1A"/>
-                      <w:sz w:val="20"/>
-                      <w:szCs w:val="20"/>
+                      <w:sz w:val="21"/>
+                      <w:szCs w:val="21"/>
                     </w:rPr>
                     <w:t xml:space="preserve">  </w:t>
                   </w:r>
@@ -2921,8 +2921,8 @@
                     <w:rPr>
                       <w:rFonts w:ascii="Avenir Next" w:hAnsi="Avenir Next" w:cs="Avenir Next" w:eastAsia="Avenir Next"/>
                       <w:color w:val="1A1A1A"/>
-                      <w:sz w:val="20"/>
-                      <w:szCs w:val="20"/>
+                      <w:sz w:val="21"/>
+                      <w:szCs w:val="21"/>
                       <w:u w:val="single"/>
                     </w:rPr>
                     <w:t xml:space="preserve">              </w:t>
@@ -2996,8 +2996,8 @@
                 <w:rFonts w:ascii="Avenir Next" w:hAnsi="Avenir Next" w:cs="Avenir Next" w:eastAsia="Avenir Next"/>
                 <w:b/>
                 <w:color w:val="1A1A1A"/>
-                <w:sz w:val="20"/>
-                <w:szCs w:val="20"/>
+                <w:sz w:val="21"/>
+                <w:szCs w:val="21"/>
               </w:rPr>
               <w:t xml:space="preserve">2.</w:t>
             </w:r>
@@ -3005,8 +3005,8 @@
               <w:rPr>
                 <w:rFonts w:ascii="Avenir Next" w:hAnsi="Avenir Next" w:cs="Avenir Next" w:eastAsia="Avenir Next"/>
                 <w:color w:val="1A1A1A"/>
-                <w:sz w:val="20"/>
-                <w:szCs w:val="20"/>
+                <w:sz w:val="21"/>
+                <w:szCs w:val="21"/>
               </w:rPr>
               <w:tab/>
             </w:r>
@@ -3014,8 +3014,8 @@
               <w:rPr>
                 <w:rFonts w:ascii="Avenir Next" w:hAnsi="Avenir Next" w:cs="Avenir Next" w:eastAsia="Avenir Next"/>
                 <w:color w:val="1A1A1A"/>
-                <w:sz w:val="20"/>
-                <w:szCs w:val="20"/>
+                <w:sz w:val="21"/>
+                <w:szCs w:val="21"/>
               </w:rPr>
               <w:t xml:space="preserve">A backpack costs $61.80. It is 39% off. Estimate the discount.</w:t>
             </w:r>
@@ -3053,7 +3053,7 @@
             <w:tr>
               <w:trPr>
                 <w:cantSplit/>
-                <w:trHeight w:val="508" w:hRule="atLeast"/>
+                <w:trHeight w:val="620" w:hRule="atLeast"/>
               </w:trPr>
               <w:tc>
                 <w:tcPr>
@@ -3166,8 +3166,8 @@
                 <w:rFonts w:ascii="Avenir Next" w:hAnsi="Avenir Next" w:cs="Avenir Next" w:eastAsia="Avenir Next"/>
                 <w:b/>
                 <w:color w:val="1A1A1A"/>
-                <w:sz w:val="20"/>
-                <w:szCs w:val="20"/>
+                <w:sz w:val="21"/>
+                <w:szCs w:val="21"/>
               </w:rPr>
               <w:t xml:space="preserve">3.</w:t>
             </w:r>
@@ -3175,8 +3175,8 @@
               <w:rPr>
                 <w:rFonts w:ascii="Avenir Next" w:hAnsi="Avenir Next" w:cs="Avenir Next" w:eastAsia="Avenir Next"/>
                 <w:color w:val="1A1A1A"/>
-                <w:sz w:val="20"/>
-                <w:szCs w:val="20"/>
+                <w:sz w:val="21"/>
+                <w:szCs w:val="21"/>
               </w:rPr>
               <w:tab/>
             </w:r>
@@ -3184,8 +3184,8 @@
               <w:rPr>
                 <w:rFonts w:ascii="Avenir Next" w:hAnsi="Avenir Next" w:cs="Avenir Next" w:eastAsia="Avenir Next"/>
                 <w:color w:val="1A1A1A"/>
-                <w:sz w:val="20"/>
-                <w:szCs w:val="20"/>
+                <w:sz w:val="21"/>
+                <w:szCs w:val="21"/>
               </w:rPr>
               <w:t xml:space="preserve">About 20% of 390 is —</w:t>
             </w:r>
@@ -3240,8 +3240,8 @@
                       <w:rFonts w:ascii="Avenir Next" w:hAnsi="Avenir Next" w:cs="Avenir Next" w:eastAsia="Avenir Next"/>
                       <w:b/>
                       <w:color w:val="003A70"/>
-                      <w:sz w:val="19"/>
-                      <w:szCs w:val="19"/>
+                      <w:sz w:val="20"/>
+                      <w:szCs w:val="20"/>
                     </w:rPr>
                     <w:t xml:space="preserve">A</w:t>
                   </w:r>
@@ -3249,8 +3249,8 @@
                     <w:rPr>
                       <w:rFonts w:ascii="Avenir Next" w:hAnsi="Avenir Next" w:cs="Avenir Next" w:eastAsia="Avenir Next"/>
                       <w:color w:val="1A1A1A"/>
-                      <w:sz w:val="19"/>
-                      <w:szCs w:val="19"/>
+                      <w:sz w:val="20"/>
+                      <w:szCs w:val="20"/>
                     </w:rPr>
                     <w:tab/>
                   </w:r>
@@ -3258,8 +3258,8 @@
                     <w:rPr>
                       <w:rFonts w:ascii="Avenir Next" w:hAnsi="Avenir Next" w:cs="Avenir Next" w:eastAsia="Avenir Next"/>
                       <w:color w:val="1A1A1A"/>
-                      <w:sz w:val="19"/>
-                      <w:szCs w:val="19"/>
+                      <w:sz w:val="20"/>
+                      <w:szCs w:val="20"/>
                     </w:rPr>
                     <w:t xml:space="preserve">8</w:t>
                   </w:r>
@@ -3283,8 +3283,8 @@
                       <w:rFonts w:ascii="Avenir Next" w:hAnsi="Avenir Next" w:cs="Avenir Next" w:eastAsia="Avenir Next"/>
                       <w:b/>
                       <w:color w:val="003A70"/>
-                      <w:sz w:val="19"/>
-                      <w:szCs w:val="19"/>
+                      <w:sz w:val="20"/>
+                      <w:szCs w:val="20"/>
                     </w:rPr>
                     <w:t xml:space="preserve">B</w:t>
                   </w:r>
@@ -3292,8 +3292,8 @@
                     <w:rPr>
                       <w:rFonts w:ascii="Avenir Next" w:hAnsi="Avenir Next" w:cs="Avenir Next" w:eastAsia="Avenir Next"/>
                       <w:color w:val="1A1A1A"/>
-                      <w:sz w:val="19"/>
-                      <w:szCs w:val="19"/>
+                      <w:sz w:val="20"/>
+                      <w:szCs w:val="20"/>
                     </w:rPr>
                     <w:tab/>
                   </w:r>
@@ -3301,8 +3301,8 @@
                     <w:rPr>
                       <w:rFonts w:ascii="Avenir Next" w:hAnsi="Avenir Next" w:cs="Avenir Next" w:eastAsia="Avenir Next"/>
                       <w:color w:val="1A1A1A"/>
-                      <w:sz w:val="19"/>
-                      <w:szCs w:val="19"/>
+                      <w:sz w:val="20"/>
+                      <w:szCs w:val="20"/>
                     </w:rPr>
                     <w:t xml:space="preserve">20</w:t>
                   </w:r>
@@ -3326,8 +3326,8 @@
                       <w:rFonts w:ascii="Avenir Next" w:hAnsi="Avenir Next" w:cs="Avenir Next" w:eastAsia="Avenir Next"/>
                       <w:b/>
                       <w:color w:val="003A70"/>
-                      <w:sz w:val="19"/>
-                      <w:szCs w:val="19"/>
+                      <w:sz w:val="20"/>
+                      <w:szCs w:val="20"/>
                     </w:rPr>
                     <w:t xml:space="preserve">C</w:t>
                   </w:r>
@@ -3335,8 +3335,8 @@
                     <w:rPr>
                       <w:rFonts w:ascii="Avenir Next" w:hAnsi="Avenir Next" w:cs="Avenir Next" w:eastAsia="Avenir Next"/>
                       <w:color w:val="1A1A1A"/>
-                      <w:sz w:val="19"/>
-                      <w:szCs w:val="19"/>
+                      <w:sz w:val="20"/>
+                      <w:szCs w:val="20"/>
                     </w:rPr>
                     <w:tab/>
                   </w:r>
@@ -3344,8 +3344,8 @@
                     <w:rPr>
                       <w:rFonts w:ascii="Avenir Next" w:hAnsi="Avenir Next" w:cs="Avenir Next" w:eastAsia="Avenir Next"/>
                       <w:color w:val="1A1A1A"/>
-                      <w:sz w:val="19"/>
-                      <w:szCs w:val="19"/>
+                      <w:sz w:val="20"/>
+                      <w:szCs w:val="20"/>
                     </w:rPr>
                     <w:t xml:space="preserve">80</w:t>
                   </w:r>
@@ -3369,8 +3369,8 @@
                       <w:rFonts w:ascii="Avenir Next" w:hAnsi="Avenir Next" w:cs="Avenir Next" w:eastAsia="Avenir Next"/>
                       <w:b/>
                       <w:color w:val="003A70"/>
-                      <w:sz w:val="19"/>
-                      <w:szCs w:val="19"/>
+                      <w:sz w:val="20"/>
+                      <w:szCs w:val="20"/>
                     </w:rPr>
                     <w:t xml:space="preserve">D</w:t>
                   </w:r>
@@ -3378,8 +3378,8 @@
                     <w:rPr>
                       <w:rFonts w:ascii="Avenir Next" w:hAnsi="Avenir Next" w:cs="Avenir Next" w:eastAsia="Avenir Next"/>
                       <w:color w:val="1A1A1A"/>
-                      <w:sz w:val="19"/>
-                      <w:szCs w:val="19"/>
+                      <w:sz w:val="20"/>
+                      <w:szCs w:val="20"/>
                     </w:rPr>
                     <w:tab/>
                   </w:r>
@@ -3387,8 +3387,8 @@
                     <w:rPr>
                       <w:rFonts w:ascii="Avenir Next" w:hAnsi="Avenir Next" w:cs="Avenir Next" w:eastAsia="Avenir Next"/>
                       <w:color w:val="1A1A1A"/>
-                      <w:sz w:val="19"/>
-                      <w:szCs w:val="19"/>
+                      <w:sz w:val="20"/>
+                      <w:szCs w:val="20"/>
                     </w:rPr>
                     <w:t xml:space="preserve">200</w:t>
                   </w:r>
